--- a/Documentations/DiaCare_Documentation_Final.docx
+++ b/Documentations/DiaCare_Documentation_Final.docx
@@ -483,7 +483,6 @@
           <w:lang w:val="en-US"/>
         </w:rPr>
         <w:tab/>
-        <w:t/>
       </w:r>
       <w:r>
         <w:rPr>
@@ -495,7 +494,6 @@
           <w:lang w:val="en-US"/>
         </w:rPr>
         <w:tab/>
-        <w:t/>
       </w:r>
       <w:r>
         <w:rPr>
@@ -507,7 +505,6 @@
           <w:lang w:val="en-US"/>
         </w:rPr>
         <w:tab/>
-        <w:t/>
       </w:r>
       <w:r>
         <w:rPr>
@@ -519,7 +516,6 @@
           <w:lang w:val="en-US"/>
         </w:rPr>
         <w:tab/>
-        <w:t/>
       </w:r>
       <w:r>
         <w:rPr>
@@ -531,7 +527,6 @@
           <w:lang w:val="en-US"/>
         </w:rPr>
         <w:tab/>
-        <w:t/>
       </w:r>
       <w:r>
         <w:rPr>
@@ -644,7 +639,6 @@
           <w:lang w:val="en-US"/>
         </w:rPr>
         <w:tab/>
-        <w:t/>
       </w:r>
       <w:r>
         <w:rPr>
@@ -657,7 +651,6 @@
           <w:lang w:val="en-US"/>
         </w:rPr>
         <w:tab/>
-        <w:t/>
       </w:r>
       <w:r>
         <w:rPr>
@@ -835,13 +828,61 @@
     </w:p>
     <w:p>
       <w:pPr>
+        <w:ind w:left="3500" w:leftChars="0" w:firstLine="500" w:firstLineChars="0"/>
         <w:jc w:val="center"/>
         <w:rPr>
-          <w:rFonts w:ascii="SimSun" w:hAnsi="SimSun" w:eastAsia="SimSun" w:cs="SimSun"/>
+          <w:rFonts w:hint="default" w:ascii="Times New Roman" w:hAnsi="Times New Roman" w:eastAsia="SimSun" w:cs="Times New Roman"/>
+          <w:sz w:val="28"/>
+          <w:szCs w:val="28"/>
+          <w:lang w:val="en-US"/>
+        </w:rPr>
+      </w:pPr>
+    </w:p>
+    <w:p>
+      <w:pPr>
+        <w:ind w:left="3500" w:leftChars="0" w:firstLine="500" w:firstLineChars="0"/>
+        <w:jc w:val="center"/>
+        <w:rPr>
+          <w:rFonts w:hint="default" w:ascii="Times New Roman" w:hAnsi="Times New Roman" w:eastAsia="SimSun" w:cs="Times New Roman"/>
+          <w:sz w:val="28"/>
+          <w:szCs w:val="28"/>
+          <w:lang w:val="en-US"/>
+        </w:rPr>
+      </w:pPr>
+    </w:p>
+    <w:p>
+      <w:pPr>
+        <w:ind w:left="3500" w:leftChars="0" w:firstLine="500" w:firstLineChars="0"/>
+        <w:jc w:val="center"/>
+        <w:rPr>
+          <w:rFonts w:hint="default" w:ascii="Times New Roman" w:hAnsi="Times New Roman" w:eastAsia="SimSun" w:cs="Times New Roman"/>
+          <w:sz w:val="28"/>
+          <w:szCs w:val="28"/>
+          <w:lang w:val="en-US"/>
+        </w:rPr>
+      </w:pPr>
+      <w:bookmarkStart w:id="0" w:name="_GoBack"/>
+      <w:bookmarkEnd w:id="0"/>
+    </w:p>
+    <w:p>
+      <w:pPr>
+        <w:jc w:val="center"/>
+        <w:rPr>
+          <w:rFonts w:hint="default" w:ascii="SimSun" w:hAnsi="SimSun" w:eastAsia="SimSun" w:cs="SimSun"/>
           <w:sz w:val="24"/>
           <w:szCs w:val="24"/>
-        </w:rPr>
-      </w:pPr>
+          <w:lang w:val="en-US"/>
+        </w:rPr>
+      </w:pPr>
+      <w:r>
+        <w:rPr>
+          <w:rFonts w:hint="default" w:ascii="Times New Roman" w:hAnsi="Times New Roman" w:eastAsia="SimSun" w:cs="Times New Roman"/>
+          <w:sz w:val="24"/>
+          <w:szCs w:val="24"/>
+          <w:lang w:val="en-US"/>
+        </w:rPr>
+        <w:t>Faculty of Information Technology</w:t>
+      </w:r>
     </w:p>
     <w:p>
       <w:pPr>
@@ -3242,12 +3283,6 @@
             <w:insideH w:val="single" w:color="auto" w:sz="4" w:space="0"/>
             <w:insideV w:val="single" w:color="auto" w:sz="4" w:space="0"/>
           </w:tblBorders>
-          <w:tblCellMar>
-            <w:top w:w="0" w:type="dxa"/>
-            <w:left w:w="10" w:type="dxa"/>
-            <w:bottom w:w="0" w:type="dxa"/>
-            <w:right w:w="10" w:type="dxa"/>
-          </w:tblCellMar>
         </w:tblPrEx>
         <w:trPr>
           <w:trHeight w:val="110" w:hRule="atLeast"/>
@@ -10383,8 +10418,6 @@
         </w:rPr>
         <w:t>7.  Risk Level System</w:t>
       </w:r>
-      <w:bookmarkStart w:id="0" w:name="_GoBack"/>
-      <w:bookmarkEnd w:id="0"/>
     </w:p>
     <w:p>
       <w:pPr>
@@ -10553,22 +10586,6 @@
                       <a:ln w="6350">
                         <a:noFill/>
                       </a:ln>
-                      <a:extLst>
-                        <a:ext uri="{909E8E84-426E-40DD-AFC4-6F175D3DCCD1}">
-                          <a14:hiddenFill xmlns:a14="http://schemas.microsoft.com/office/drawing/2010/main">
-                            <a:solidFill>
-                              <a:schemeClr val="lt1"/>
-                            </a:solidFill>
-                          </a14:hiddenFill>
-                        </a:ext>
-                        <a:ext uri="{91240B29-F687-4F45-9708-019B960494DF}">
-                          <a14:hiddenLine xmlns:a14="http://schemas.microsoft.com/office/drawing/2010/main" w="6350">
-                            <a:solidFill>
-                              <a:prstClr val="black"/>
-                            </a:solidFill>
-                          </a14:hiddenLine>
-                        </a:ext>
-                      </a:extLst>
                     </wps:spPr>
                     <wps:style>
                       <a:lnRef idx="0">
@@ -10622,7 +10639,7 @@
         </mc:Choice>
         <mc:Fallback>
           <w:pict>
-            <v:shape id="_x0000_s1026" o:spid="_x0000_s1026" o:spt="202" type="#_x0000_t202" style="position:absolute;left:0pt;margin-top:0pt;height:144pt;width:144pt;mso-position-horizontal:center;mso-position-horizontal-relative:margin;mso-wrap-style:none;z-index:251659264;mso-width-relative:page;mso-height-relative:page;" filled="f" stroked="f" coordsize="21600,21600" o:gfxdata="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">
+            <v:shape id="_x0000_s1026" o:spid="_x0000_s1026" o:spt="202" type="#_x0000_t202" style="position:absolute;left:0pt;margin-top:0pt;height:144pt;width:144pt;mso-position-horizontal:center;mso-position-horizontal-relative:margin;mso-wrap-style:none;z-index:251659264;mso-width-relative:page;mso-height-relative:page;" filled="f" stroked="f" coordsize="21600,21600" o:gfxdata="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">
               <v:fill on="f" focussize="0,0"/>
               <v:stroke on="f" weight="0.5pt"/>
               <v:imagedata o:title=""/>
